--- a/docs/quickstart.docx
+++ b/docs/quickstart.docx
@@ -164,6 +164,64 @@
       </w:r>
       <w:r>
         <w:t xml:space="preserve"> so everything auto-configures.</w:t>
+      </w:r>
+    </w:p>
+    <w:p>
+      <w:pPr>
+        <w:pStyle w:val="IntenseQuote"/>
+      </w:pPr>
+      <w:r>
+        <w:rPr>
+          <w:b/>
+        </w:rPr>
+        <w:t>No hardware yet?</w:t>
+      </w:r>
+      <w:r>
+        <w:t xml:space="preserve"> Skip straight to </w:t>
+      </w:r>
+      <w:r>
+        <w:rPr>
+          <w:rFonts w:ascii="Consolas" w:hAnsi="Consolas"/>
+          <w:color w:val="C7254E"/>
+          <w:sz w:val="19"/>
+        </w:rPr>
+        <w:t>./zbsniff --demo</w:t>
+      </w:r>
+      <w:r>
+        <w:t xml:space="preserve"> (step 3) — a fully simulated network</w:t>
+      </w:r>
+    </w:p>
+    <w:p>
+      <w:pPr>
+        <w:pStyle w:val="IntenseQuote"/>
+      </w:pPr>
+      <w:r>
+        <w:t>(a home mesh, a Philips Hue network, and a foreign neighbor network on another channel) lets you</w:t>
+      </w:r>
+    </w:p>
+    <w:p>
+      <w:pPr>
+        <w:pStyle w:val="IntenseQuote"/>
+      </w:pPr>
+      <w:r>
+        <w:t xml:space="preserve">explore every tab with no C6 required. A </w:t>
+      </w:r>
+      <w:r>
+        <w:rPr>
+          <w:b/>
+        </w:rPr>
+        <w:t>DEMO MODE</w:t>
+      </w:r>
+      <w:r>
+        <w:t xml:space="preserve"> badge stays visible the whole time so it's</w:t>
+      </w:r>
+    </w:p>
+    <w:p>
+      <w:pPr>
+        <w:pStyle w:val="IntenseQuote"/>
+      </w:pPr>
+      <w:r>
+        <w:t>never mistaken for a real capture.</w:t>
       </w:r>
     </w:p>
     <w:p>
@@ -344,6 +402,55 @@
       </w:r>
       <w:r>
         <w:t>.</w:t>
+      </w:r>
+    </w:p>
+    <w:p>
+      <w:r>
+        <w:t xml:space="preserve">No C6 at all? Run </w:t>
+      </w:r>
+      <w:r>
+        <w:rPr>
+          <w:rFonts w:ascii="Consolas" w:hAnsi="Consolas"/>
+          <w:color w:val="C7254E"/>
+          <w:sz w:val="19"/>
+        </w:rPr>
+        <w:t>./zbsniff --demo</w:t>
+      </w:r>
+      <w:r>
+        <w:t xml:space="preserve"> instead — no port, backup, or key needed. The same thing</w:t>
+      </w:r>
+    </w:p>
+    <w:p>
+      <w:r>
+        <w:t>happens automatically (after asking first) if zbsniff can't find a C6 within a few seconds; a</w:t>
+      </w:r>
+    </w:p>
+    <w:p>
+      <w:r>
+        <w:t xml:space="preserve">banner offers </w:t>
+      </w:r>
+      <w:r>
+        <w:rPr>
+          <w:b/>
+        </w:rPr>
+        <w:t>Retry</w:t>
+      </w:r>
+      <w:r>
+        <w:t xml:space="preserve"> or </w:t>
+      </w:r>
+      <w:r>
+        <w:rPr>
+          <w:b/>
+        </w:rPr>
+        <w:t>Enter Demo Mode</w:t>
+      </w:r>
+      <w:r>
+        <w:t>, so a slow-to-enumerate real device is never</w:t>
+      </w:r>
+    </w:p>
+    <w:p>
+      <w:r>
+        <w:t>silently mistaken for "no hardware."</w:t>
       </w:r>
     </w:p>
     <w:p>
@@ -702,7 +809,30 @@
     </w:p>
     <w:p>
       <w:r>
-        <w:t xml:space="preserve">Open </w:t>
+        <w:t xml:space="preserve">If a </w:t>
+      </w:r>
+      <w:r>
+        <w:rPr>
+          <w:b/>
+        </w:rPr>
+        <w:t>no hardware found</w:t>
+      </w:r>
+      <w:r>
+        <w:t xml:space="preserve"> banner offers Retry/Demo Mode instead, your C6 just hasn't enumerated</w:t>
+      </w:r>
+    </w:p>
+    <w:p>
+      <w:r>
+        <w:t xml:space="preserve">yet — try </w:t>
+      </w:r>
+      <w:r>
+        <w:rPr>
+          <w:b/>
+        </w:rPr>
+        <w:t>Retry</w:t>
+      </w:r>
+      <w:r>
+        <w:t xml:space="preserve"> first. Otherwise, open </w:t>
       </w:r>
       <w:r>
         <w:rPr>
